--- a/Lab02/Lab2_NguyenHoaiAn_1250080245.docx
+++ b/Lab02/Lab2_NguyenHoaiAn_1250080245.docx
@@ -123,6 +123,7 @@
           <w:rFonts w:ascii="Times New Roman" w:hAnsi="Times New Roman" w:cs="Times New Roman"/>
           <w:b/>
           <w:bCs/>
+          <w:noProof/>
           <w:sz w:val="26"/>
           <w:szCs w:val="26"/>
         </w:rPr>
@@ -205,6 +206,7 @@
           <w:rFonts w:ascii="Times New Roman" w:hAnsi="Times New Roman" w:cs="Times New Roman"/>
           <w:b/>
           <w:bCs/>
+          <w:noProof/>
           <w:sz w:val="26"/>
           <w:szCs w:val="26"/>
         </w:rPr>
@@ -303,6 +305,7 @@
           <w:rFonts w:ascii="Times New Roman" w:hAnsi="Times New Roman" w:cs="Times New Roman"/>
           <w:b/>
           <w:bCs/>
+          <w:noProof/>
           <w:sz w:val="26"/>
           <w:szCs w:val="26"/>
         </w:rPr>
@@ -335,6 +338,350 @@
                     <a:prstGeom prst="rect">
                       <a:avLst/>
                     </a:prstGeom>
+                  </pic:spPr>
+                </pic:pic>
+              </a:graphicData>
+            </a:graphic>
+          </wp:inline>
+        </w:drawing>
+      </w:r>
+    </w:p>
+    <w:p>
+      <w:pPr>
+        <w:rPr>
+          <w:rFonts w:ascii="Times New Roman" w:hAnsi="Times New Roman" w:cs="Times New Roman"/>
+          <w:b/>
+          <w:bCs/>
+          <w:sz w:val="26"/>
+          <w:szCs w:val="26"/>
+        </w:rPr>
+      </w:pPr>
+    </w:p>
+    <w:p>
+      <w:pPr>
+        <w:rPr>
+          <w:rFonts w:ascii="Times New Roman" w:hAnsi="Times New Roman" w:cs="Times New Roman"/>
+          <w:b/>
+          <w:bCs/>
+          <w:sz w:val="26"/>
+          <w:szCs w:val="26"/>
+        </w:rPr>
+      </w:pPr>
+      <w:r>
+        <w:rPr>
+          <w:rFonts w:ascii="Times New Roman" w:hAnsi="Times New Roman" w:cs="Times New Roman"/>
+          <w:b/>
+          <w:bCs/>
+          <w:sz w:val="26"/>
+          <w:szCs w:val="26"/>
+        </w:rPr>
+        <w:t>Vẽ sơ đồ:</w:t>
+      </w:r>
+    </w:p>
+    <w:p>
+      <w:pPr>
+        <w:rPr>
+          <w:rFonts w:ascii="Times New Roman" w:hAnsi="Times New Roman" w:cs="Times New Roman"/>
+          <w:b/>
+          <w:bCs/>
+          <w:sz w:val="26"/>
+          <w:szCs w:val="26"/>
+        </w:rPr>
+      </w:pPr>
+      <w:r>
+        <w:rPr>
+          <w:rFonts w:ascii="Times New Roman" w:hAnsi="Times New Roman" w:cs="Times New Roman"/>
+          <w:b/>
+          <w:bCs/>
+          <w:sz w:val="26"/>
+          <w:szCs w:val="26"/>
+        </w:rPr>
+        <w:t>Activity:</w:t>
+      </w:r>
+    </w:p>
+    <w:p>
+      <w:pPr>
+        <w:jc w:val="center"/>
+        <w:rPr>
+          <w:rFonts w:ascii="Times New Roman" w:hAnsi="Times New Roman" w:cs="Times New Roman"/>
+          <w:b/>
+          <w:bCs/>
+          <w:sz w:val="26"/>
+          <w:szCs w:val="26"/>
+        </w:rPr>
+      </w:pPr>
+      <w:r>
+        <w:rPr>
+          <w:rFonts w:ascii="Times New Roman" w:hAnsi="Times New Roman" w:cs="Times New Roman"/>
+          <w:b/>
+          <w:bCs/>
+          <w:noProof/>
+          <w:sz w:val="26"/>
+          <w:szCs w:val="26"/>
+        </w:rPr>
+        <w:drawing>
+          <wp:inline distT="0" distB="0" distL="0" distR="0" wp14:anchorId="118B8074" wp14:editId="21B604DD">
+            <wp:extent cx="5245100" cy="4732883"/>
+            <wp:effectExtent l="0" t="0" r="0" b="0"/>
+            <wp:docPr id="934070762" name="Hình ảnh 2"/>
+            <wp:cNvGraphicFramePr>
+              <a:graphicFrameLocks xmlns:a="http://schemas.openxmlformats.org/drawingml/2006/main" noChangeAspect="1"/>
+            </wp:cNvGraphicFramePr>
+            <a:graphic xmlns:a="http://schemas.openxmlformats.org/drawingml/2006/main">
+              <a:graphicData uri="http://schemas.openxmlformats.org/drawingml/2006/picture">
+                <pic:pic xmlns:pic="http://schemas.openxmlformats.org/drawingml/2006/picture">
+                  <pic:nvPicPr>
+                    <pic:cNvPr id="0" name="Picture 2"/>
+                    <pic:cNvPicPr>
+                      <a:picLocks noChangeAspect="1" noChangeArrowheads="1"/>
+                    </pic:cNvPicPr>
+                  </pic:nvPicPr>
+                  <pic:blipFill>
+                    <a:blip r:embed="rId7">
+                      <a:extLst>
+                        <a:ext uri="{28A0092B-C50C-407E-A947-70E740481C1C}">
+                          <a14:useLocalDpi xmlns:a14="http://schemas.microsoft.com/office/drawing/2010/main" val="0"/>
+                        </a:ext>
+                      </a:extLst>
+                    </a:blip>
+                    <a:srcRect/>
+                    <a:stretch>
+                      <a:fillRect/>
+                    </a:stretch>
+                  </pic:blipFill>
+                  <pic:spPr bwMode="auto">
+                    <a:xfrm>
+                      <a:off x="0" y="0"/>
+                      <a:ext cx="5255660" cy="4742411"/>
+                    </a:xfrm>
+                    <a:prstGeom prst="rect">
+                      <a:avLst/>
+                    </a:prstGeom>
+                    <a:noFill/>
+                  </pic:spPr>
+                </pic:pic>
+              </a:graphicData>
+            </a:graphic>
+          </wp:inline>
+        </w:drawing>
+      </w:r>
+    </w:p>
+    <w:p>
+      <w:pPr>
+        <w:jc w:val="center"/>
+        <w:rPr>
+          <w:rFonts w:ascii="Times New Roman" w:hAnsi="Times New Roman" w:cs="Times New Roman"/>
+          <w:b/>
+          <w:bCs/>
+          <w:sz w:val="26"/>
+          <w:szCs w:val="26"/>
+        </w:rPr>
+      </w:pPr>
+      <w:r>
+        <w:rPr>
+          <w:rFonts w:ascii="Times New Roman" w:hAnsi="Times New Roman" w:cs="Times New Roman"/>
+          <w:b/>
+          <w:bCs/>
+          <w:noProof/>
+          <w:sz w:val="26"/>
+          <w:szCs w:val="26"/>
+        </w:rPr>
+        <w:lastRenderedPageBreak/>
+        <w:drawing>
+          <wp:inline distT="0" distB="0" distL="0" distR="0" wp14:anchorId="5DE536E1" wp14:editId="15796B4A">
+            <wp:extent cx="5411344" cy="4692650"/>
+            <wp:effectExtent l="0" t="0" r="0" b="0"/>
+            <wp:docPr id="113062364" name="Hình ảnh 4"/>
+            <wp:cNvGraphicFramePr>
+              <a:graphicFrameLocks xmlns:a="http://schemas.openxmlformats.org/drawingml/2006/main" noChangeAspect="1"/>
+            </wp:cNvGraphicFramePr>
+            <a:graphic xmlns:a="http://schemas.openxmlformats.org/drawingml/2006/main">
+              <a:graphicData uri="http://schemas.openxmlformats.org/drawingml/2006/picture">
+                <pic:pic xmlns:pic="http://schemas.openxmlformats.org/drawingml/2006/picture">
+                  <pic:nvPicPr>
+                    <pic:cNvPr id="0" name="Picture 3"/>
+                    <pic:cNvPicPr>
+                      <a:picLocks noChangeAspect="1" noChangeArrowheads="1"/>
+                    </pic:cNvPicPr>
+                  </pic:nvPicPr>
+                  <pic:blipFill>
+                    <a:blip r:embed="rId8">
+                      <a:extLst>
+                        <a:ext uri="{28A0092B-C50C-407E-A947-70E740481C1C}">
+                          <a14:useLocalDpi xmlns:a14="http://schemas.microsoft.com/office/drawing/2010/main" val="0"/>
+                        </a:ext>
+                      </a:extLst>
+                    </a:blip>
+                    <a:srcRect/>
+                    <a:stretch>
+                      <a:fillRect/>
+                    </a:stretch>
+                  </pic:blipFill>
+                  <pic:spPr bwMode="auto">
+                    <a:xfrm>
+                      <a:off x="0" y="0"/>
+                      <a:ext cx="5414967" cy="4695792"/>
+                    </a:xfrm>
+                    <a:prstGeom prst="rect">
+                      <a:avLst/>
+                    </a:prstGeom>
+                    <a:noFill/>
+                  </pic:spPr>
+                </pic:pic>
+              </a:graphicData>
+            </a:graphic>
+          </wp:inline>
+        </w:drawing>
+      </w:r>
+    </w:p>
+    <w:p>
+      <w:pPr>
+        <w:rPr>
+          <w:rFonts w:ascii="Times New Roman" w:hAnsi="Times New Roman" w:cs="Times New Roman"/>
+          <w:b/>
+          <w:bCs/>
+          <w:sz w:val="26"/>
+          <w:szCs w:val="26"/>
+        </w:rPr>
+      </w:pPr>
+      <w:r>
+        <w:rPr>
+          <w:rFonts w:ascii="Times New Roman" w:hAnsi="Times New Roman" w:cs="Times New Roman"/>
+          <w:b/>
+          <w:bCs/>
+          <w:sz w:val="26"/>
+          <w:szCs w:val="26"/>
+        </w:rPr>
+        <w:t>Sequence</w:t>
+      </w:r>
+    </w:p>
+    <w:p>
+      <w:pPr>
+        <w:jc w:val="center"/>
+        <w:rPr>
+          <w:rFonts w:ascii="Times New Roman" w:hAnsi="Times New Roman" w:cs="Times New Roman"/>
+          <w:b/>
+          <w:bCs/>
+          <w:sz w:val="26"/>
+          <w:szCs w:val="26"/>
+        </w:rPr>
+      </w:pPr>
+      <w:r>
+        <w:rPr>
+          <w:rFonts w:ascii="Times New Roman" w:hAnsi="Times New Roman" w:cs="Times New Roman"/>
+          <w:b/>
+          <w:bCs/>
+          <w:noProof/>
+          <w:sz w:val="26"/>
+          <w:szCs w:val="26"/>
+        </w:rPr>
+        <w:drawing>
+          <wp:inline distT="0" distB="0" distL="0" distR="0" wp14:anchorId="276576B3" wp14:editId="6A5B280A">
+            <wp:extent cx="5380234" cy="4025900"/>
+            <wp:effectExtent l="0" t="0" r="0" b="0"/>
+            <wp:docPr id="1833907682" name="Hình ảnh 6"/>
+            <wp:cNvGraphicFramePr>
+              <a:graphicFrameLocks xmlns:a="http://schemas.openxmlformats.org/drawingml/2006/main" noChangeAspect="1"/>
+            </wp:cNvGraphicFramePr>
+            <a:graphic xmlns:a="http://schemas.openxmlformats.org/drawingml/2006/main">
+              <a:graphicData uri="http://schemas.openxmlformats.org/drawingml/2006/picture">
+                <pic:pic xmlns:pic="http://schemas.openxmlformats.org/drawingml/2006/picture">
+                  <pic:nvPicPr>
+                    <pic:cNvPr id="0" name="Picture 4"/>
+                    <pic:cNvPicPr>
+                      <a:picLocks noChangeAspect="1" noChangeArrowheads="1"/>
+                    </pic:cNvPicPr>
+                  </pic:nvPicPr>
+                  <pic:blipFill>
+                    <a:blip r:embed="rId9" cstate="print">
+                      <a:extLst>
+                        <a:ext uri="{28A0092B-C50C-407E-A947-70E740481C1C}">
+                          <a14:useLocalDpi xmlns:a14="http://schemas.microsoft.com/office/drawing/2010/main" val="0"/>
+                        </a:ext>
+                      </a:extLst>
+                    </a:blip>
+                    <a:srcRect/>
+                    <a:stretch>
+                      <a:fillRect/>
+                    </a:stretch>
+                  </pic:blipFill>
+                  <pic:spPr bwMode="auto">
+                    <a:xfrm>
+                      <a:off x="0" y="0"/>
+                      <a:ext cx="5398563" cy="4039615"/>
+                    </a:xfrm>
+                    <a:prstGeom prst="rect">
+                      <a:avLst/>
+                    </a:prstGeom>
+                    <a:noFill/>
+                  </pic:spPr>
+                </pic:pic>
+              </a:graphicData>
+            </a:graphic>
+          </wp:inline>
+        </w:drawing>
+      </w:r>
+    </w:p>
+    <w:p>
+      <w:pPr>
+        <w:jc w:val="center"/>
+        <w:rPr>
+          <w:rFonts w:ascii="Times New Roman" w:hAnsi="Times New Roman" w:cs="Times New Roman"/>
+          <w:b/>
+          <w:bCs/>
+          <w:sz w:val="26"/>
+          <w:szCs w:val="26"/>
+        </w:rPr>
+      </w:pPr>
+      <w:r>
+        <w:rPr>
+          <w:rFonts w:ascii="Times New Roman" w:hAnsi="Times New Roman" w:cs="Times New Roman"/>
+          <w:b/>
+          <w:bCs/>
+          <w:noProof/>
+          <w:sz w:val="26"/>
+          <w:szCs w:val="26"/>
+        </w:rPr>
+        <w:lastRenderedPageBreak/>
+        <w:drawing>
+          <wp:inline distT="0" distB="0" distL="0" distR="0" wp14:anchorId="75AA2255" wp14:editId="132E17FE">
+            <wp:extent cx="5898515" cy="3932343"/>
+            <wp:effectExtent l="0" t="0" r="6985" b="0"/>
+            <wp:docPr id="687583066" name="Hình ảnh 8"/>
+            <wp:cNvGraphicFramePr>
+              <a:graphicFrameLocks xmlns:a="http://schemas.openxmlformats.org/drawingml/2006/main" noChangeAspect="1"/>
+            </wp:cNvGraphicFramePr>
+            <a:graphic xmlns:a="http://schemas.openxmlformats.org/drawingml/2006/main">
+              <a:graphicData uri="http://schemas.openxmlformats.org/drawingml/2006/picture">
+                <pic:pic xmlns:pic="http://schemas.openxmlformats.org/drawingml/2006/picture">
+                  <pic:nvPicPr>
+                    <pic:cNvPr id="0" name="Picture 5"/>
+                    <pic:cNvPicPr>
+                      <a:picLocks noChangeAspect="1" noChangeArrowheads="1"/>
+                    </pic:cNvPicPr>
+                  </pic:nvPicPr>
+                  <pic:blipFill>
+                    <a:blip r:embed="rId10" cstate="print">
+                      <a:extLst>
+                        <a:ext uri="{28A0092B-C50C-407E-A947-70E740481C1C}">
+                          <a14:useLocalDpi xmlns:a14="http://schemas.microsoft.com/office/drawing/2010/main" val="0"/>
+                        </a:ext>
+                      </a:extLst>
+                    </a:blip>
+                    <a:srcRect/>
+                    <a:stretch>
+                      <a:fillRect/>
+                    </a:stretch>
+                  </pic:blipFill>
+                  <pic:spPr bwMode="auto">
+                    <a:xfrm>
+                      <a:off x="0" y="0"/>
+                      <a:ext cx="5901973" cy="3934648"/>
+                    </a:xfrm>
+                    <a:prstGeom prst="rect">
+                      <a:avLst/>
+                    </a:prstGeom>
+                    <a:noFill/>
                   </pic:spPr>
                 </pic:pic>
               </a:graphicData>
@@ -1270,6 +1617,41 @@
       <w:spacing w:val="5"/>
     </w:rPr>
   </w:style>
+  <w:style w:type="character" w:styleId="Siuktni">
+    <w:name w:val="Hyperlink"/>
+    <w:basedOn w:val="Phngmcinhcuaoanvn"/>
+    <w:uiPriority w:val="99"/>
+    <w:unhideWhenUsed/>
+    <w:rsid w:val="00EA7147"/>
+    <w:rPr>
+      <w:color w:val="0563C1" w:themeColor="hyperlink"/>
+      <w:u w:val="single"/>
+    </w:rPr>
+  </w:style>
+  <w:style w:type="character" w:styleId="cpChagiiquyt">
+    <w:name w:val="Unresolved Mention"/>
+    <w:basedOn w:val="Phngmcinhcuaoanvn"/>
+    <w:uiPriority w:val="99"/>
+    <w:semiHidden/>
+    <w:unhideWhenUsed/>
+    <w:rsid w:val="00EA7147"/>
+    <w:rPr>
+      <w:color w:val="605E5C"/>
+      <w:shd w:val="clear" w:color="auto" w:fill="E1DFDD"/>
+    </w:rPr>
+  </w:style>
+  <w:style w:type="character" w:styleId="FollowedHyperlink">
+    <w:name w:val="FollowedHyperlink"/>
+    <w:basedOn w:val="Phngmcinhcuaoanvn"/>
+    <w:uiPriority w:val="99"/>
+    <w:semiHidden/>
+    <w:unhideWhenUsed/>
+    <w:rsid w:val="00EA7147"/>
+    <w:rPr>
+      <w:color w:val="954F72" w:themeColor="followedHyperlink"/>
+      <w:u w:val="single"/>
+    </w:rPr>
+  </w:style>
 </w:styles>
 </file>
 

--- a/Lab02/Lab2_NguyenHoaiAn_1250080245.docx
+++ b/Lab02/Lab2_NguyenHoaiAn_1250080245.docx
@@ -359,6 +359,8 @@
     </w:p>
     <w:p>
       <w:pPr>
+        <w:keepNext/>
+        <w:pageBreakBefore/>
         <w:rPr>
           <w:rFonts w:ascii="Times New Roman" w:hAnsi="Times New Roman" w:cs="Times New Roman"/>
           <w:b/>
@@ -375,11 +377,13 @@
           <w:sz w:val="26"/>
           <w:szCs w:val="26"/>
         </w:rPr>
+        <w:lastRenderedPageBreak/>
         <w:t>Vẽ sơ đồ:</w:t>
       </w:r>
     </w:p>
     <w:p>
       <w:pPr>
+        <w:keepNext/>
         <w:rPr>
           <w:rFonts w:ascii="Times New Roman" w:hAnsi="Times New Roman" w:cs="Times New Roman"/>
           <w:b/>
@@ -401,6 +405,8 @@
     </w:p>
     <w:p>
       <w:pPr>
+        <w:keepLines/>
+        <w:spacing w:after="0" w:line="240" w:lineRule="auto"/>
         <w:jc w:val="center"/>
         <w:rPr>
           <w:rFonts w:ascii="Times New Roman" w:hAnsi="Times New Roman" w:cs="Times New Roman"/>
@@ -420,10 +426,10 @@
           <w:szCs w:val="26"/>
         </w:rPr>
         <w:drawing>
-          <wp:inline distT="0" distB="0" distL="0" distR="0" wp14:anchorId="118B8074" wp14:editId="21B604DD">
-            <wp:extent cx="5245100" cy="4732883"/>
+          <wp:inline distT="0" distB="0" distL="0" distR="0" wp14:anchorId="118B8074" wp14:editId="1561B46F">
+            <wp:extent cx="5940425" cy="6715263"/>
             <wp:effectExtent l="0" t="0" r="0" b="0"/>
-            <wp:docPr id="934070762" name="Hình ảnh 2"/>
+            <wp:docPr id="934070762" name="Hình ảnh 2" descr="Activity DangKyMuonSach"/>
             <wp:cNvGraphicFramePr>
               <a:graphicFrameLocks xmlns:a="http://schemas.openxmlformats.org/drawingml/2006/main" noChangeAspect="1"/>
             </wp:cNvGraphicFramePr>
@@ -437,14 +443,13 @@
                     </pic:cNvPicPr>
                   </pic:nvPicPr>
                   <pic:blipFill>
-                    <a:blip r:embed="rId7">
+                    <a:blip r:embed="rId7" cstate="print">
                       <a:extLst>
                         <a:ext uri="{28A0092B-C50C-407E-A947-70E740481C1C}">
                           <a14:useLocalDpi xmlns:a14="http://schemas.microsoft.com/office/drawing/2010/main" val="0"/>
                         </a:ext>
                       </a:extLst>
                     </a:blip>
-                    <a:srcRect/>
                     <a:stretch>
                       <a:fillRect/>
                     </a:stretch>
@@ -452,7 +457,7 @@
                   <pic:spPr bwMode="auto">
                     <a:xfrm>
                       <a:off x="0" y="0"/>
-                      <a:ext cx="5255660" cy="4742411"/>
+                      <a:ext cx="5940425" cy="6715263"/>
                     </a:xfrm>
                     <a:prstGeom prst="rect">
                       <a:avLst/>
@@ -468,6 +473,9 @@
     </w:p>
     <w:p>
       <w:pPr>
+        <w:keepLines/>
+        <w:pageBreakBefore/>
+        <w:spacing w:after="0" w:line="240" w:lineRule="auto"/>
         <w:jc w:val="center"/>
         <w:rPr>
           <w:rFonts w:ascii="Times New Roman" w:hAnsi="Times New Roman" w:cs="Times New Roman"/>
@@ -488,10 +496,10 @@
         </w:rPr>
         <w:lastRenderedPageBreak/>
         <w:drawing>
-          <wp:inline distT="0" distB="0" distL="0" distR="0" wp14:anchorId="5DE536E1" wp14:editId="15796B4A">
-            <wp:extent cx="5411344" cy="4692650"/>
+          <wp:inline distT="0" distB="0" distL="0" distR="0" wp14:anchorId="5DE536E1" wp14:editId="348CB753">
+            <wp:extent cx="5940425" cy="6851200"/>
             <wp:effectExtent l="0" t="0" r="0" b="0"/>
-            <wp:docPr id="113062364" name="Hình ảnh 4"/>
+            <wp:docPr id="113062364" name="Hình ảnh 4" descr="Activity DangKyTaiKhoan"/>
             <wp:cNvGraphicFramePr>
               <a:graphicFrameLocks xmlns:a="http://schemas.openxmlformats.org/drawingml/2006/main" noChangeAspect="1"/>
             </wp:cNvGraphicFramePr>
@@ -505,14 +513,13 @@
                     </pic:cNvPicPr>
                   </pic:nvPicPr>
                   <pic:blipFill>
-                    <a:blip r:embed="rId8">
+                    <a:blip r:embed="rId8" cstate="print">
                       <a:extLst>
                         <a:ext uri="{28A0092B-C50C-407E-A947-70E740481C1C}">
                           <a14:useLocalDpi xmlns:a14="http://schemas.microsoft.com/office/drawing/2010/main" val="0"/>
                         </a:ext>
                       </a:extLst>
                     </a:blip>
-                    <a:srcRect/>
                     <a:stretch>
                       <a:fillRect/>
                     </a:stretch>
@@ -520,7 +527,7 @@
                   <pic:spPr bwMode="auto">
                     <a:xfrm>
                       <a:off x="0" y="0"/>
-                      <a:ext cx="5414967" cy="4695792"/>
+                      <a:ext cx="5940425" cy="6851200"/>
                     </a:xfrm>
                     <a:prstGeom prst="rect">
                       <a:avLst/>
@@ -536,6 +543,8 @@
     </w:p>
     <w:p>
       <w:pPr>
+        <w:keepNext/>
+        <w:pageBreakBefore/>
         <w:rPr>
           <w:rFonts w:ascii="Times New Roman" w:hAnsi="Times New Roman" w:cs="Times New Roman"/>
           <w:b/>
@@ -552,11 +561,14 @@
           <w:sz w:val="26"/>
           <w:szCs w:val="26"/>
         </w:rPr>
+        <w:lastRenderedPageBreak/>
         <w:t>Sequence</w:t>
       </w:r>
     </w:p>
     <w:p>
       <w:pPr>
+        <w:keepLines/>
+        <w:spacing w:after="0" w:line="240" w:lineRule="auto"/>
         <w:jc w:val="center"/>
         <w:rPr>
           <w:rFonts w:ascii="Times New Roman" w:hAnsi="Times New Roman" w:cs="Times New Roman"/>
@@ -576,10 +588,10 @@
           <w:szCs w:val="26"/>
         </w:rPr>
         <w:drawing>
-          <wp:inline distT="0" distB="0" distL="0" distR="0" wp14:anchorId="276576B3" wp14:editId="6A5B280A">
-            <wp:extent cx="5380234" cy="4025900"/>
+          <wp:inline distT="0" distB="0" distL="0" distR="0" wp14:anchorId="276576B3" wp14:editId="45359B1E">
+            <wp:extent cx="5940425" cy="6586673"/>
             <wp:effectExtent l="0" t="0" r="0" b="0"/>
-            <wp:docPr id="1833907682" name="Hình ảnh 6"/>
+            <wp:docPr id="1833907682" name="Hình ảnh 6" descr="Sequence DangKyMuonSach"/>
             <wp:cNvGraphicFramePr>
               <a:graphicFrameLocks xmlns:a="http://schemas.openxmlformats.org/drawingml/2006/main" noChangeAspect="1"/>
             </wp:cNvGraphicFramePr>
@@ -600,7 +612,6 @@
                         </a:ext>
                       </a:extLst>
                     </a:blip>
-                    <a:srcRect/>
                     <a:stretch>
                       <a:fillRect/>
                     </a:stretch>
@@ -608,7 +619,7 @@
                   <pic:spPr bwMode="auto">
                     <a:xfrm>
                       <a:off x="0" y="0"/>
-                      <a:ext cx="5398563" cy="4039615"/>
+                      <a:ext cx="5940425" cy="6586673"/>
                     </a:xfrm>
                     <a:prstGeom prst="rect">
                       <a:avLst/>
@@ -624,6 +635,9 @@
     </w:p>
     <w:p>
       <w:pPr>
+        <w:keepLines/>
+        <w:pageBreakBefore/>
+        <w:spacing w:after="0" w:line="240" w:lineRule="auto"/>
         <w:jc w:val="center"/>
         <w:rPr>
           <w:rFonts w:ascii="Times New Roman" w:hAnsi="Times New Roman" w:cs="Times New Roman"/>
@@ -644,10 +658,10 @@
         </w:rPr>
         <w:lastRenderedPageBreak/>
         <w:drawing>
-          <wp:inline distT="0" distB="0" distL="0" distR="0" wp14:anchorId="75AA2255" wp14:editId="132E17FE">
-            <wp:extent cx="5898515" cy="3932343"/>
+          <wp:inline distT="0" distB="0" distL="0" distR="0" wp14:anchorId="75AA2255" wp14:editId="77319BDE">
+            <wp:extent cx="5940425" cy="7441319"/>
             <wp:effectExtent l="0" t="0" r="6985" b="0"/>
-            <wp:docPr id="687583066" name="Hình ảnh 8"/>
+            <wp:docPr id="687583066" name="Hình ảnh 8" descr="Sequence DatMuaTaiLieu"/>
             <wp:cNvGraphicFramePr>
               <a:graphicFrameLocks xmlns:a="http://schemas.openxmlformats.org/drawingml/2006/main" noChangeAspect="1"/>
             </wp:cNvGraphicFramePr>
@@ -668,7 +682,6 @@
                         </a:ext>
                       </a:extLst>
                     </a:blip>
-                    <a:srcRect/>
                     <a:stretch>
                       <a:fillRect/>
                     </a:stretch>
@@ -676,7 +689,7 @@
                   <pic:spPr bwMode="auto">
                     <a:xfrm>
                       <a:off x="0" y="0"/>
-                      <a:ext cx="5901973" cy="3934648"/>
+                      <a:ext cx="5940425" cy="7441319"/>
                     </a:xfrm>
                     <a:prstGeom prst="rect">
                       <a:avLst/>
